--- a/06_산출물_문서/3계층_지침서/WI-804-01_FOD_검사_방지_지침서.docx
+++ b/06_산출물_문서/3계층_지침서/WI-804-01_FOD_검사_방지_지침서.docx
@@ -270,11 +270,11 @@
     </w:p>
     <w:tbl>
       <w:tblPr>
-        <w:tblW w:w="8788" w:type="dxa"/>
         <w:tblCellMar>
           <w:left w:w="108" w:type="dxa"/>
           <w:right w:w="108" w:type="dxa"/>
         </w:tblCellMar>
+        <w:tblW w:w="8788" w:type="dxa"/>
         <w:tblBorders>
           <w:top w:val="single" w:sz="4" w:color="2E74B5" w:space="0"/>
           <w:left w:val="single" w:sz="4" w:color="2E74B5" w:space="0"/>
@@ -294,13 +294,13 @@
         <w:tc>
           <w:tcPr>
             <w:tcW w:w="1500" w:type="dxa"/>
-            <w:shd w:val="clear" w:color="auto" w:fill="D9D9D9"/>
-            <w:tcMar>
-              <w:top w:w="60" w:type="dxa"/>
-              <w:left w:w="120" w:type="dxa"/>
-              <w:bottom w:w="60" w:type="dxa"/>
-              <w:right w:w="120" w:type="dxa"/>
-            </w:tcMar>
+            <w:tcMar>
+              <w:top w:w="60" w:type="dxa"/>
+              <w:left w:w="120" w:type="dxa"/>
+              <w:bottom w:w="60" w:type="dxa"/>
+              <w:right w:w="120" w:type="dxa"/>
+            </w:tcMar>
+            <w:shd w:val="clear" w:color="auto" w:fill="DEEAF1"/>
           </w:tcPr>
           <w:p>
             <w:pPr>
@@ -320,13 +320,13 @@
         <w:tc>
           <w:tcPr>
             <w:tcW w:w="2800" w:type="dxa"/>
-            <w:shd w:val="clear" w:color="auto" w:fill="D9D9D9"/>
-            <w:tcMar>
-              <w:top w:w="60" w:type="dxa"/>
-              <w:left w:w="120" w:type="dxa"/>
-              <w:bottom w:w="60" w:type="dxa"/>
-              <w:right w:w="120" w:type="dxa"/>
-            </w:tcMar>
+            <w:tcMar>
+              <w:top w:w="60" w:type="dxa"/>
+              <w:left w:w="120" w:type="dxa"/>
+              <w:bottom w:w="60" w:type="dxa"/>
+              <w:right w:w="120" w:type="dxa"/>
+            </w:tcMar>
+            <w:shd w:val="clear" w:color="auto" w:fill="DEEAF1"/>
           </w:tcPr>
           <w:p>
             <w:pPr>
@@ -346,13 +346,13 @@
         <w:tc>
           <w:tcPr>
             <w:tcW w:w="2000" w:type="dxa"/>
-            <w:shd w:val="clear" w:color="auto" w:fill="D9D9D9"/>
-            <w:tcMar>
-              <w:top w:w="60" w:type="dxa"/>
-              <w:left w:w="120" w:type="dxa"/>
-              <w:bottom w:w="60" w:type="dxa"/>
-              <w:right w:w="120" w:type="dxa"/>
-            </w:tcMar>
+            <w:tcMar>
+              <w:top w:w="60" w:type="dxa"/>
+              <w:left w:w="120" w:type="dxa"/>
+              <w:bottom w:w="60" w:type="dxa"/>
+              <w:right w:w="120" w:type="dxa"/>
+            </w:tcMar>
+            <w:shd w:val="clear" w:color="auto" w:fill="DEEAF1"/>
           </w:tcPr>
           <w:p>
             <w:pPr>
@@ -372,13 +372,13 @@
         <w:tc>
           <w:tcPr>
             <w:tcW w:w="2488" w:type="dxa"/>
-            <w:shd w:val="clear" w:color="auto" w:fill="D9D9D9"/>
-            <w:tcMar>
-              <w:top w:w="60" w:type="dxa"/>
-              <w:left w:w="120" w:type="dxa"/>
-              <w:bottom w:w="60" w:type="dxa"/>
-              <w:right w:w="120" w:type="dxa"/>
-            </w:tcMar>
+            <w:tcMar>
+              <w:top w:w="60" w:type="dxa"/>
+              <w:left w:w="120" w:type="dxa"/>
+              <w:bottom w:w="60" w:type="dxa"/>
+              <w:right w:w="120" w:type="dxa"/>
+            </w:tcMar>
+            <w:shd w:val="clear" w:color="auto" w:fill="DEEAF1"/>
           </w:tcPr>
           <w:p>
             <w:pPr>
@@ -528,11 +528,18 @@
         <w:tc>
           <w:tcPr>
             <w:tcW w:w="2488" w:type="dxa"/>
+            <w:tcMar>
+              <w:top w:w="60" w:type="dxa"/>
+              <w:left w:w="120" w:type="dxa"/>
+              <w:bottom w:w="60" w:type="dxa"/>
+              <w:right w:w="120" w:type="dxa"/>
+            </w:tcMar>
           </w:tcPr>
           <w:p>
             <w:pPr>
               <w:jc w:val="left"/>
               <w:spacing w:before="200" w:after="200"/>
+              <w:wordWrap w:val="1"/>
             </w:pPr>
             <w:r>
               <w:rPr>
@@ -598,11 +605,18 @@
         <w:tc>
           <w:tcPr>
             <w:tcW w:w="2488" w:type="dxa"/>
+            <w:tcMar>
+              <w:top w:w="60" w:type="dxa"/>
+              <w:left w:w="120" w:type="dxa"/>
+              <w:bottom w:w="60" w:type="dxa"/>
+              <w:right w:w="120" w:type="dxa"/>
+            </w:tcMar>
           </w:tcPr>
           <w:p>
             <w:pPr>
               <w:jc w:val="left"/>
               <w:spacing w:before="200" w:after="200"/>
+              <w:wordWrap w:val="1"/>
             </w:pPr>
             <w:r>
               <w:rPr>
@@ -1103,14 +1117,12 @@
         </w:trPr>
         <w:tc>
           <w:tcPr>
-            <w:tcW w:w="2460" w:type="dxa"/>
-            <w:tcMar>
-              <w:top w:w="60" w:type="dxa"/>
-              <w:left w:w="120" w:type="dxa"/>
-              <w:bottom w:w="60" w:type="dxa"/>
-              <w:right w:w="120" w:type="dxa"/>
-            </w:tcMar>
-            <w:shd w:val="clear" w:color="auto" w:fill="DEEAF1"/>
+            <w:tcMar>
+              <w:top w:w="60" w:type="dxa"/>
+              <w:left w:w="120" w:type="dxa"/>
+              <w:bottom w:w="60" w:type="dxa"/>
+              <w:right w:w="120" w:type="dxa"/>
+            </w:tcMar>
           </w:tcPr>
           <w:p>
             <w:pPr>
@@ -1124,14 +1136,12 @@
         </w:tc>
         <w:tc>
           <w:tcPr>
-            <w:tcW w:w="6328" w:type="dxa"/>
-            <w:tcMar>
-              <w:top w:w="60" w:type="dxa"/>
-              <w:left w:w="120" w:type="dxa"/>
-              <w:bottom w:w="60" w:type="dxa"/>
-              <w:right w:w="120" w:type="dxa"/>
-            </w:tcMar>
-            <w:shd w:val="clear" w:color="auto" w:fill="DEEAF1"/>
+            <w:tcMar>
+              <w:top w:w="60" w:type="dxa"/>
+              <w:left w:w="120" w:type="dxa"/>
+              <w:bottom w:w="60" w:type="dxa"/>
+              <w:right w:w="120" w:type="dxa"/>
+            </w:tcMar>
           </w:tcPr>
           <w:p>
             <w:pPr>
@@ -1146,9 +1156,7 @@
       </w:tr>
       <w:tr>
         <w:tc>
-          <w:tcPr>
-            <w:tcW w:w="2460" w:type="dxa"/>
-          </w:tcPr>
+          <w:tcPr/>
           <w:p>
             <w:pPr>
               <w:pStyle w:val="Compact"/>
@@ -1160,7 +1168,6 @@
         </w:tc>
         <w:tc>
           <w:tcPr>
-            <w:tcW w:w="6328" w:type="dxa"/>
             <w:tcMar>
               <w:top w:w="60" w:type="dxa"/>
               <w:left w:w="120" w:type="dxa"/>
@@ -1224,9 +1231,7 @@
           </w:p>
         </w:tc>
         <w:tc>
-          <w:tcPr>
-            <w:tcW w:w="6328" w:type="dxa"/>
-          </w:tcPr>
+          <w:tcPr/>
           <w:p>
             <w:pPr>
               <w:pStyle w:val="Compact"/>
@@ -1239,19 +1244,10 @@
       </w:tr>
       <w:tr>
         <w:tc>
-          <w:tcPr>
-            <w:tcW w:w="2460" w:type="dxa"/>
-            <w:tcMar>
-              <w:top w:w="60" w:type="dxa"/>
-              <w:left w:w="120" w:type="dxa"/>
-              <w:bottom w:w="60" w:type="dxa"/>
-              <w:right w:w="120" w:type="dxa"/>
-            </w:tcMar>
-          </w:tcPr>
-          <w:p>
-            <w:pPr>
-              <w:pStyle w:val="Compact"/>
-              <w:wordWrap w:val="1"/>
+          <w:tcPr/>
+          <w:p>
+            <w:pPr>
+              <w:pStyle w:val="Compact"/>
             </w:pPr>
             <w:r>
               <w:t xml:space="preserve">SAE AS6081</w:t>
@@ -1296,18 +1292,10 @@
       </w:tr>
       <w:tr>
         <w:tc>
-          <w:tcPr>
-            <w:tcMar>
-              <w:top w:w="60" w:type="dxa"/>
-              <w:left w:w="120" w:type="dxa"/>
-              <w:bottom w:w="60" w:type="dxa"/>
-              <w:right w:w="120" w:type="dxa"/>
-            </w:tcMar>
-          </w:tcPr>
-          <w:p>
-            <w:pPr>
-              <w:pStyle w:val="Compact"/>
-              <w:wordWrap w:val="1"/>
+          <w:tcPr/>
+          <w:p>
+            <w:pPr>
+              <w:pStyle w:val="Compact"/>
             </w:pPr>
             <w:r>
               <w:t xml:space="preserve">QF-819-02</w:t>
@@ -1315,18 +1303,10 @@
           </w:p>
         </w:tc>
         <w:tc>
-          <w:tcPr>
-            <w:tcMar>
-              <w:top w:w="60" w:type="dxa"/>
-              <w:left w:w="120" w:type="dxa"/>
-              <w:bottom w:w="60" w:type="dxa"/>
-              <w:right w:w="120" w:type="dxa"/>
-            </w:tcMar>
-          </w:tcPr>
-          <w:p>
-            <w:pPr>
-              <w:pStyle w:val="Compact"/>
-              <w:wordWrap w:val="1"/>
+          <w:tcPr/>
+          <w:p>
+            <w:pPr>
+              <w:pStyle w:val="Compact"/>
             </w:pPr>
             <w:r>
               <w:t xml:space="preserve">FOD 발견 보고서</w:t>
@@ -1370,7 +1350,7 @@
         </w:trPr>
         <w:tc>
           <w:tcPr>
-            <w:tcW w:w="2460" w:type="dxa"/>
+            <w:tcW w:w="3000" w:type="dxa"/>
             <w:tcMar>
               <w:top w:w="60" w:type="dxa"/>
               <w:left w:w="120" w:type="dxa"/>
@@ -1391,7 +1371,7 @@
         </w:tc>
         <w:tc>
           <w:tcPr>
-            <w:tcW w:w="6328" w:type="dxa"/>
+            <w:tcW w:w="5788" w:type="dxa"/>
             <w:tcMar>
               <w:top w:w="60" w:type="dxa"/>
               <w:left w:w="120" w:type="dxa"/>
@@ -1413,9 +1393,7 @@
       </w:tr>
       <w:tr>
         <w:tc>
-          <w:tcPr>
-            <w:tcW w:w="2460" w:type="dxa"/>
-          </w:tcPr>
+          <w:tcPr/>
           <w:p>
             <w:pPr>
               <w:pStyle w:val="Compact"/>
@@ -1431,7 +1409,7 @@
         </w:tc>
         <w:tc>
           <w:tcPr>
-            <w:tcW w:w="6328" w:type="dxa"/>
+            <w:tcW w:w="5788" w:type="dxa"/>
             <w:tcMar>
               <w:top w:w="60" w:type="dxa"/>
               <w:left w:w="120" w:type="dxa"/>
@@ -1468,7 +1446,7 @@
         </w:tc>
         <w:tc>
           <w:tcPr>
-            <w:tcW w:w="6328" w:type="dxa"/>
+            <w:tcW w:w="5788" w:type="dxa"/>
             <w:tcMar>
               <w:top w:w="60" w:type="dxa"/>
               <w:left w:w="120" w:type="dxa"/>
@@ -1533,7 +1511,7 @@
         </w:tc>
         <w:tc>
           <w:tcPr>
-            <w:tcW w:w="6328" w:type="dxa"/>
+            <w:tcW w:w="5788" w:type="dxa"/>
             <w:tcMar>
               <w:top w:w="60" w:type="dxa"/>
               <w:left w:w="120" w:type="dxa"/>
@@ -1554,18 +1532,10 @@
       </w:tr>
       <w:tr>
         <w:tc>
-          <w:tcPr>
-            <w:tcMar>
-              <w:top w:w="60" w:type="dxa"/>
-              <w:left w:w="120" w:type="dxa"/>
-              <w:bottom w:w="60" w:type="dxa"/>
-              <w:right w:w="120" w:type="dxa"/>
-            </w:tcMar>
-          </w:tcPr>
-          <w:p>
-            <w:pPr>
-              <w:pStyle w:val="Compact"/>
-              <w:wordWrap w:val="1"/>
+          <w:tcPr/>
+          <w:p>
+            <w:pPr>
+              <w:pStyle w:val="Compact"/>
             </w:pPr>
             <w:r>
               <w:rPr>
@@ -1577,18 +1547,10 @@
           </w:p>
         </w:tc>
         <w:tc>
-          <w:tcPr>
-            <w:tcMar>
-              <w:top w:w="60" w:type="dxa"/>
-              <w:left w:w="120" w:type="dxa"/>
-              <w:bottom w:w="60" w:type="dxa"/>
-              <w:right w:w="120" w:type="dxa"/>
-            </w:tcMar>
-          </w:tcPr>
-          <w:p>
-            <w:pPr>
-              <w:pStyle w:val="Compact"/>
-              <w:wordWrap w:val="1"/>
+          <w:tcPr/>
+          <w:p>
+            <w:pPr>
+              <w:pStyle w:val="Compact"/>
             </w:pPr>
             <w:r>
               <w:t xml:space="preserve">작업에 사용되는 모든 공구를 반입/반출 시 수량 확인하는 관리 체계</w:t>
@@ -1764,7 +1726,7 @@
         </w:trPr>
         <w:tc>
           <w:tcPr>
-            <w:tcW w:w="2460" w:type="dxa"/>
+            <w:tcW w:w="2216" w:type="dxa"/>
             <w:tcMar>
               <w:top w:w="60" w:type="dxa"/>
               <w:left w:w="120" w:type="dxa"/>
@@ -1785,7 +1747,7 @@
         </w:tc>
         <w:tc>
           <w:tcPr>
-            <w:tcW w:w="6328" w:type="dxa"/>
+            <w:tcW w:w="6572" w:type="dxa"/>
             <w:tcMar>
               <w:top w:w="60" w:type="dxa"/>
               <w:left w:w="120" w:type="dxa"/>
@@ -1807,9 +1769,7 @@
       </w:tr>
       <w:tr>
         <w:tc>
-          <w:tcPr>
-            <w:tcW w:w="2460" w:type="dxa"/>
-          </w:tcPr>
+          <w:tcPr/>
           <w:p>
             <w:pPr>
               <w:pStyle w:val="Compact"/>
@@ -1821,7 +1781,7 @@
         </w:tc>
         <w:tc>
           <w:tcPr>
-            <w:tcW w:w="6328" w:type="dxa"/>
+            <w:tcW w:w="6572" w:type="dxa"/>
             <w:tcMar>
               <w:top w:w="60" w:type="dxa"/>
               <w:left w:w="120" w:type="dxa"/>
@@ -1842,10 +1802,18 @@
       </w:tr>
       <w:tr>
         <w:tc>
-          <w:tcPr/>
-          <w:p>
-            <w:pPr>
-              <w:pStyle w:val="Compact"/>
+          <w:tcPr>
+            <w:tcMar>
+              <w:top w:w="60" w:type="dxa"/>
+              <w:left w:w="120" w:type="dxa"/>
+              <w:bottom w:w="60" w:type="dxa"/>
+              <w:right w:w="120" w:type="dxa"/>
+            </w:tcMar>
+          </w:tcPr>
+          <w:p>
+            <w:pPr>
+              <w:pStyle w:val="Compact"/>
+              <w:wordWrap w:val="1"/>
             </w:pPr>
             <w:r>
               <w:t xml:space="preserve">방문자</w:t>
@@ -1854,6 +1822,7 @@
         </w:tc>
         <w:tc>
           <w:tcPr>
+            <w:tcW w:w="6572" w:type="dxa"/>
             <w:tcMar>
               <w:top w:w="60" w:type="dxa"/>
               <w:left w:w="120" w:type="dxa"/>
@@ -1886,11 +1855,17 @@
         </w:tc>
         <w:tc>
           <w:tcPr>
-            <w:tcW w:w="6328" w:type="dxa"/>
-          </w:tcPr>
-          <w:p>
-            <w:pPr>
-              <w:pStyle w:val="Compact"/>
+            <w:tcMar>
+              <w:top w:w="60" w:type="dxa"/>
+              <w:left w:w="120" w:type="dxa"/>
+              <w:bottom w:w="60" w:type="dxa"/>
+              <w:right w:w="120" w:type="dxa"/>
+            </w:tcMar>
+          </w:tcPr>
+          <w:p>
+            <w:pPr>
+              <w:pStyle w:val="Compact"/>
+              <w:wordWrap w:val="1"/>
             </w:pPr>
             <w:r>
               <w:t xml:space="preserve">개인 음료, 음식, 담배, 신문/잡지, 불필요한 개인 소지품</w:t>
@@ -1900,19 +1875,10 @@
       </w:tr>
       <w:tr>
         <w:tc>
-          <w:tcPr>
-            <w:tcW w:w="2460" w:type="dxa"/>
-            <w:tcMar>
-              <w:top w:w="60" w:type="dxa"/>
-              <w:left w:w="120" w:type="dxa"/>
-              <w:bottom w:w="60" w:type="dxa"/>
-              <w:right w:w="120" w:type="dxa"/>
-            </w:tcMar>
-          </w:tcPr>
-          <w:p>
-            <w:pPr>
-              <w:pStyle w:val="Compact"/>
-              <w:wordWrap w:val="1"/>
+          <w:tcPr/>
+          <w:p>
+            <w:pPr>
+              <w:pStyle w:val="Compact"/>
             </w:pPr>
             <w:r>
               <w:t xml:space="preserve">필수 착용</w:t>
@@ -1920,10 +1886,19 @@
           </w:p>
         </w:tc>
         <w:tc>
-          <w:tcPr/>
-          <w:p>
-            <w:pPr>
-              <w:pStyle w:val="Compact"/>
+          <w:tcPr>
+            <w:tcW w:w="6572" w:type="dxa"/>
+            <w:tcMar>
+              <w:top w:w="60" w:type="dxa"/>
+              <w:left w:w="120" w:type="dxa"/>
+              <w:bottom w:w="60" w:type="dxa"/>
+              <w:right w:w="120" w:type="dxa"/>
+            </w:tcMar>
+          </w:tcPr>
+          <w:p>
+            <w:pPr>
+              <w:pStyle w:val="Compact"/>
+              <w:wordWrap w:val="1"/>
             </w:pPr>
             <w:r>
               <w:t xml:space="preserve">지정 작업복, 안전화, 필요 시 모자/헤어네트</w:t>
@@ -1957,18 +1932,10 @@
       </w:tr>
       <w:tr>
         <w:tc>
-          <w:tcPr>
-            <w:tcMar>
-              <w:top w:w="60" w:type="dxa"/>
-              <w:left w:w="120" w:type="dxa"/>
-              <w:bottom w:w="60" w:type="dxa"/>
-              <w:right w:w="120" w:type="dxa"/>
-            </w:tcMar>
-          </w:tcPr>
-          <w:p>
-            <w:pPr>
-              <w:pStyle w:val="Compact"/>
-              <w:wordWrap w:val="1"/>
+          <w:tcPr/>
+          <w:p>
+            <w:pPr>
+              <w:pStyle w:val="Compact"/>
             </w:pPr>
             <w:r>
               <w:t xml:space="preserve">출입 기록</w:t>
@@ -1976,18 +1943,10 @@
           </w:p>
         </w:tc>
         <w:tc>
-          <w:tcPr>
-            <w:tcMar>
-              <w:top w:w="60" w:type="dxa"/>
-              <w:left w:w="120" w:type="dxa"/>
-              <w:bottom w:w="60" w:type="dxa"/>
-              <w:right w:w="120" w:type="dxa"/>
-            </w:tcMar>
-          </w:tcPr>
-          <w:p>
-            <w:pPr>
-              <w:pStyle w:val="Compact"/>
-              <w:wordWrap w:val="1"/>
+          <w:tcPr/>
+          <w:p>
+            <w:pPr>
+              <w:pStyle w:val="Compact"/>
             </w:pPr>
             <w:r>
               <w:t xml:space="preserve">FOD 통제구역 출입 대장에 서명</w:t>
@@ -3606,10 +3565,18 @@
           </w:p>
         </w:tc>
         <w:tc>
-          <w:tcPr/>
-          <w:p>
-            <w:pPr>
-              <w:pStyle w:val="Compact"/>
+          <w:tcPr>
+            <w:tcMar>
+              <w:top w:w="60" w:type="dxa"/>
+              <w:left w:w="120" w:type="dxa"/>
+              <w:bottom w:w="60" w:type="dxa"/>
+              <w:right w:w="120" w:type="dxa"/>
+            </w:tcMar>
+          </w:tcPr>
+          <w:p>
+            <w:pPr>
+              <w:pStyle w:val="Compact"/>
+              <w:wordWrap w:val="1"/>
             </w:pPr>
             <w:r>
               <w:t xml:space="preserve">□</w:t>
@@ -4442,7 +4409,7 @@
         </w:trPr>
         <w:tc>
           <w:tcPr>
-            <w:tcW w:w="2460" w:type="dxa"/>
+            <w:tcW w:w="2242" w:type="dxa"/>
             <w:tcMar>
               <w:top w:w="60" w:type="dxa"/>
               <w:left w:w="120" w:type="dxa"/>
@@ -4463,7 +4430,7 @@
         </w:tc>
         <w:tc>
           <w:tcPr>
-            <w:tcW w:w="6328" w:type="dxa"/>
+            <w:tcW w:w="6546" w:type="dxa"/>
             <w:tcMar>
               <w:top w:w="60" w:type="dxa"/>
               <w:left w:w="120" w:type="dxa"/>
@@ -4485,9 +4452,7 @@
       </w:tr>
       <w:tr>
         <w:tc>
-          <w:tcPr>
-            <w:tcW w:w="2460" w:type="dxa"/>
-          </w:tcPr>
+          <w:tcPr/>
           <w:p>
             <w:pPr>
               <w:pStyle w:val="Compact"/>
@@ -4499,7 +4464,7 @@
         </w:tc>
         <w:tc>
           <w:tcPr>
-            <w:tcW w:w="6328" w:type="dxa"/>
+            <w:tcW w:w="6546" w:type="dxa"/>
             <w:tcMar>
               <w:top w:w="60" w:type="dxa"/>
               <w:left w:w="120" w:type="dxa"/>
@@ -4532,6 +4497,7 @@
         </w:tc>
         <w:tc>
           <w:tcPr>
+            <w:tcW w:w="6546" w:type="dxa"/>
             <w:tcMar>
               <w:top w:w="60" w:type="dxa"/>
               <w:left w:w="120" w:type="dxa"/>
@@ -4563,9 +4529,7 @@
           </w:p>
         </w:tc>
         <w:tc>
-          <w:tcPr>
-            <w:tcW w:w="6328" w:type="dxa"/>
-          </w:tcPr>
+          <w:tcPr/>
           <w:p>
             <w:pPr>
               <w:pStyle w:val="Compact"/>
@@ -4578,19 +4542,10 @@
       </w:tr>
       <w:tr>
         <w:tc>
-          <w:tcPr>
-            <w:tcW w:w="2460" w:type="dxa"/>
-            <w:tcMar>
-              <w:top w:w="60" w:type="dxa"/>
-              <w:left w:w="120" w:type="dxa"/>
-              <w:bottom w:w="60" w:type="dxa"/>
-              <w:right w:w="120" w:type="dxa"/>
-            </w:tcMar>
-          </w:tcPr>
-          <w:p>
-            <w:pPr>
-              <w:pStyle w:val="Compact"/>
-              <w:wordWrap w:val="1"/>
+          <w:tcPr/>
+          <w:p>
+            <w:pPr>
+              <w:pStyle w:val="Compact"/>
             </w:pPr>
             <w:r>
               <w:t xml:space="preserve">점검 유형</w:t>
@@ -4598,10 +4553,19 @@
           </w:p>
         </w:tc>
         <w:tc>
-          <w:tcPr/>
-          <w:p>
-            <w:pPr>
-              <w:pStyle w:val="Compact"/>
+          <w:tcPr>
+            <w:tcW w:w="6546" w:type="dxa"/>
+            <w:tcMar>
+              <w:top w:w="60" w:type="dxa"/>
+              <w:left w:w="120" w:type="dxa"/>
+              <w:bottom w:w="60" w:type="dxa"/>
+              <w:right w:w="120" w:type="dxa"/>
+            </w:tcMar>
+          </w:tcPr>
+          <w:p>
+            <w:pPr>
+              <w:pStyle w:val="Compact"/>
+              <w:wordWrap w:val="1"/>
             </w:pPr>
             <w:r>
               <w:t xml:space="preserve">작업 전 / 작업 후 / 정기(FOD Walk) / 수시</w:t>
@@ -4779,18 +4743,10 @@
       </w:tr>
       <w:tr>
         <w:tc>
-          <w:tcPr>
-            <w:tcMar>
-              <w:top w:w="60" w:type="dxa"/>
-              <w:left w:w="120" w:type="dxa"/>
-              <w:bottom w:w="60" w:type="dxa"/>
-              <w:right w:w="120" w:type="dxa"/>
-            </w:tcMar>
-          </w:tcPr>
-          <w:p>
-            <w:pPr>
-              <w:pStyle w:val="Compact"/>
-              <w:wordWrap w:val="1"/>
+          <w:tcPr/>
+          <w:p>
+            <w:pPr>
+              <w:pStyle w:val="Compact"/>
             </w:pPr>
             <w:r>
               <w:t xml:space="preserve">비고</w:t>
@@ -4798,18 +4754,10 @@
           </w:p>
         </w:tc>
         <w:tc>
-          <w:tcPr>
-            <w:tcMar>
-              <w:top w:w="60" w:type="dxa"/>
-              <w:left w:w="120" w:type="dxa"/>
-              <w:bottom w:w="60" w:type="dxa"/>
-              <w:right w:w="120" w:type="dxa"/>
-            </w:tcMar>
-          </w:tcPr>
-          <w:p>
-            <w:pPr>
-              <w:pStyle w:val="Compact"/>
-              <w:wordWrap w:val="1"/>
+          <w:tcPr/>
+          <w:p>
+            <w:pPr>
+              <w:pStyle w:val="Compact"/>
             </w:pPr>
             <w:r>
               <w:t xml:space="preserve">특이사항, 개선 필요사항 기재</w:t>
@@ -5114,7 +5062,7 @@
         </w:trPr>
         <w:tc>
           <w:tcPr>
-            <w:tcW w:w="2460" w:type="dxa"/>
+            <w:tcW w:w="1600" w:type="dxa"/>
             <w:tcMar>
               <w:top w:w="60" w:type="dxa"/>
               <w:left w:w="120" w:type="dxa"/>
@@ -5135,7 +5083,7 @@
         </w:tc>
         <w:tc>
           <w:tcPr>
-            <w:tcW w:w="6328" w:type="dxa"/>
+            <w:tcW w:w="7188" w:type="dxa"/>
             <w:tcMar>
               <w:top w:w="60" w:type="dxa"/>
               <w:left w:w="120" w:type="dxa"/>
@@ -5157,9 +5105,7 @@
       </w:tr>
       <w:tr>
         <w:tc>
-          <w:tcPr>
-            <w:tcW w:w="2460" w:type="dxa"/>
-          </w:tcPr>
+          <w:tcPr/>
           <w:p>
             <w:pPr>
               <w:pStyle w:val="Compact"/>
@@ -5171,7 +5117,7 @@
         </w:tc>
         <w:tc>
           <w:tcPr>
-            <w:tcW w:w="6328" w:type="dxa"/>
+            <w:tcW w:w="7188" w:type="dxa"/>
             <w:tcMar>
               <w:top w:w="60" w:type="dxa"/>
               <w:left w:w="120" w:type="dxa"/>
@@ -5203,10 +5149,19 @@
           </w:p>
         </w:tc>
         <w:tc>
-          <w:tcPr/>
-          <w:p>
-            <w:pPr>
-              <w:pStyle w:val="Compact"/>
+          <w:tcPr>
+            <w:tcW w:w="7188" w:type="dxa"/>
+            <w:tcMar>
+              <w:top w:w="60" w:type="dxa"/>
+              <w:left w:w="120" w:type="dxa"/>
+              <w:bottom w:w="60" w:type="dxa"/>
+              <w:right w:w="120" w:type="dxa"/>
+            </w:tcMar>
+          </w:tcPr>
+          <w:p>
+            <w:pPr>
+              <w:pStyle w:val="Compact"/>
+              <w:wordWrap w:val="1"/>
             </w:pPr>
             <w:r>
               <w:t xml:space="preserve">FOD 개념, 항공 안전과의 관계, 통제구역 규칙, 공구 관리, 발견 시 절차</w:t>
@@ -5227,9 +5182,7 @@
           </w:p>
         </w:tc>
         <w:tc>
-          <w:tcPr>
-            <w:tcW w:w="6328" w:type="dxa"/>
-          </w:tcPr>
+          <w:tcPr/>
           <w:p>
             <w:pPr>
               <w:pStyle w:val="Compact"/>
@@ -5242,19 +5195,10 @@
       </w:tr>
       <w:tr>
         <w:tc>
-          <w:tcPr>
-            <w:tcW w:w="2460" w:type="dxa"/>
-            <w:tcMar>
-              <w:top w:w="60" w:type="dxa"/>
-              <w:left w:w="120" w:type="dxa"/>
-              <w:bottom w:w="60" w:type="dxa"/>
-              <w:right w:w="120" w:type="dxa"/>
-            </w:tcMar>
-          </w:tcPr>
-          <w:p>
-            <w:pPr>
-              <w:pStyle w:val="Compact"/>
-              <w:wordWrap w:val="1"/>
+          <w:tcPr/>
+          <w:p>
+            <w:pPr>
+              <w:pStyle w:val="Compact"/>
             </w:pPr>
             <w:r>
               <w:t xml:space="preserve">평가</w:t>
@@ -5262,10 +5206,19 @@
           </w:p>
         </w:tc>
         <w:tc>
-          <w:tcPr/>
-          <w:p>
-            <w:pPr>
-              <w:pStyle w:val="Compact"/>
+          <w:tcPr>
+            <w:tcW w:w="7188" w:type="dxa"/>
+            <w:tcMar>
+              <w:top w:w="60" w:type="dxa"/>
+              <w:left w:w="120" w:type="dxa"/>
+              <w:bottom w:w="60" w:type="dxa"/>
+              <w:right w:w="120" w:type="dxa"/>
+            </w:tcMar>
+          </w:tcPr>
+          <w:p>
+            <w:pPr>
+              <w:pStyle w:val="Compact"/>
+              <w:wordWrap w:val="1"/>
             </w:pPr>
             <w:r>
               <w:t xml:space="preserve">교육 후 이해도 확인 테스트 (70점 이상 합격)</w:t>
@@ -5275,18 +5228,10 @@
       </w:tr>
       <w:tr>
         <w:tc>
-          <w:tcPr>
-            <w:tcMar>
-              <w:top w:w="60" w:type="dxa"/>
-              <w:left w:w="120" w:type="dxa"/>
-              <w:bottom w:w="60" w:type="dxa"/>
-              <w:right w:w="120" w:type="dxa"/>
-            </w:tcMar>
-          </w:tcPr>
-          <w:p>
-            <w:pPr>
-              <w:pStyle w:val="Compact"/>
-              <w:wordWrap w:val="1"/>
+          <w:tcPr/>
+          <w:p>
+            <w:pPr>
+              <w:pStyle w:val="Compact"/>
             </w:pPr>
             <w:r>
               <w:t xml:space="preserve">기록</w:t>
@@ -5294,18 +5239,10 @@
           </w:p>
         </w:tc>
         <w:tc>
-          <w:tcPr>
-            <w:tcMar>
-              <w:top w:w="60" w:type="dxa"/>
-              <w:left w:w="120" w:type="dxa"/>
-              <w:bottom w:w="60" w:type="dxa"/>
-              <w:right w:w="120" w:type="dxa"/>
-            </w:tcMar>
-          </w:tcPr>
-          <w:p>
-            <w:pPr>
-              <w:pStyle w:val="Compact"/>
-              <w:wordWrap w:val="1"/>
+          <w:tcPr/>
+          <w:p>
+            <w:pPr>
+              <w:pStyle w:val="Compact"/>
             </w:pPr>
             <w:r>
               <w:t xml:space="preserve">교육 수료 기록을 인사 파일에 보관</w:t>
@@ -5348,7 +5285,7 @@
         </w:trPr>
         <w:tc>
           <w:tcPr>
-            <w:tcW w:w="2460" w:type="dxa"/>
+            <w:tcW w:w="1600" w:type="dxa"/>
             <w:tcMar>
               <w:top w:w="60" w:type="dxa"/>
               <w:left w:w="120" w:type="dxa"/>
@@ -5369,7 +5306,7 @@
         </w:tc>
         <w:tc>
           <w:tcPr>
-            <w:tcW w:w="6328" w:type="dxa"/>
+            <w:tcW w:w="7188" w:type="dxa"/>
             <w:tcMar>
               <w:top w:w="60" w:type="dxa"/>
               <w:left w:w="120" w:type="dxa"/>
@@ -5391,9 +5328,7 @@
       </w:tr>
       <w:tr>
         <w:tc>
-          <w:tcPr>
-            <w:tcW w:w="2460" w:type="dxa"/>
-          </w:tcPr>
+          <w:tcPr/>
           <w:p>
             <w:pPr>
               <w:pStyle w:val="Compact"/>
@@ -5405,7 +5340,7 @@
         </w:tc>
         <w:tc>
           <w:tcPr>
-            <w:tcW w:w="6328" w:type="dxa"/>
+            <w:tcW w:w="7188" w:type="dxa"/>
             <w:tcMar>
               <w:top w:w="60" w:type="dxa"/>
               <w:left w:w="120" w:type="dxa"/>
@@ -5438,6 +5373,7 @@
         </w:tc>
         <w:tc>
           <w:tcPr>
+            <w:tcW w:w="7188" w:type="dxa"/>
             <w:tcMar>
               <w:top w:w="60" w:type="dxa"/>
               <w:left w:w="120" w:type="dxa"/>
@@ -5469,9 +5405,7 @@
           </w:p>
         </w:tc>
         <w:tc>
-          <w:tcPr>
-            <w:tcW w:w="6328" w:type="dxa"/>
-          </w:tcPr>
+          <w:tcPr/>
           <w:p>
             <w:pPr>
               <w:pStyle w:val="Compact"/>
@@ -5484,19 +5418,10 @@
       </w:tr>
       <w:tr>
         <w:tc>
-          <w:tcPr>
-            <w:tcW w:w="2460" w:type="dxa"/>
-            <w:tcMar>
-              <w:top w:w="60" w:type="dxa"/>
-              <w:left w:w="120" w:type="dxa"/>
-              <w:bottom w:w="60" w:type="dxa"/>
-              <w:right w:w="120" w:type="dxa"/>
-            </w:tcMar>
-          </w:tcPr>
-          <w:p>
-            <w:pPr>
-              <w:pStyle w:val="Compact"/>
-              <w:wordWrap w:val="1"/>
+          <w:tcPr/>
+          <w:p>
+            <w:pPr>
+              <w:pStyle w:val="Compact"/>
             </w:pPr>
             <w:r>
               <w:t xml:space="preserve">대상</w:t>
@@ -5504,10 +5429,19 @@
           </w:p>
         </w:tc>
         <w:tc>
-          <w:tcPr/>
-          <w:p>
-            <w:pPr>
-              <w:pStyle w:val="Compact"/>
+          <w:tcPr>
+            <w:tcW w:w="7188" w:type="dxa"/>
+            <w:tcMar>
+              <w:top w:w="60" w:type="dxa"/>
+              <w:left w:w="120" w:type="dxa"/>
+              <w:bottom w:w="60" w:type="dxa"/>
+              <w:right w:w="120" w:type="dxa"/>
+            </w:tcMar>
+          </w:tcPr>
+          <w:p>
+            <w:pPr>
+              <w:pStyle w:val="Compact"/>
+              <w:wordWrap w:val="1"/>
             </w:pPr>
             <w:r>
               <w:t xml:space="preserve">FOD 통제구역 출입 자격 보유 전 직원</w:t>
@@ -5517,18 +5451,10 @@
       </w:tr>
       <w:tr>
         <w:tc>
-          <w:tcPr>
-            <w:tcMar>
-              <w:top w:w="60" w:type="dxa"/>
-              <w:left w:w="120" w:type="dxa"/>
-              <w:bottom w:w="60" w:type="dxa"/>
-              <w:right w:w="120" w:type="dxa"/>
-            </w:tcMar>
-          </w:tcPr>
-          <w:p>
-            <w:pPr>
-              <w:pStyle w:val="Compact"/>
-              <w:wordWrap w:val="1"/>
+          <w:tcPr/>
+          <w:p>
+            <w:pPr>
+              <w:pStyle w:val="Compact"/>
             </w:pPr>
             <w:r>
               <w:t xml:space="preserve">기록</w:t>
@@ -5536,18 +5462,10 @@
           </w:p>
         </w:tc>
         <w:tc>
-          <w:tcPr>
-            <w:tcMar>
-              <w:top w:w="60" w:type="dxa"/>
-              <w:left w:w="120" w:type="dxa"/>
-              <w:bottom w:w="60" w:type="dxa"/>
-              <w:right w:w="120" w:type="dxa"/>
-            </w:tcMar>
-          </w:tcPr>
-          <w:p>
-            <w:pPr>
-              <w:pStyle w:val="Compact"/>
-              <w:wordWrap w:val="1"/>
+          <w:tcPr/>
+          <w:p>
+            <w:pPr>
+              <w:pStyle w:val="Compact"/>
             </w:pPr>
             <w:r>
               <w:t xml:space="preserve">교육 참석 명부 + 교육 자료 보관</w:t>
@@ -5684,10 +5602,18 @@
       </w:tr>
       <w:tr>
         <w:tc>
-          <w:tcPr/>
-          <w:p>
-            <w:pPr>
-              <w:pStyle w:val="Compact"/>
+          <w:tcPr>
+            <w:tcMar>
+              <w:top w:w="60" w:type="dxa"/>
+              <w:left w:w="120" w:type="dxa"/>
+              <w:bottom w:w="60" w:type="dxa"/>
+              <w:right w:w="120" w:type="dxa"/>
+            </w:tcMar>
+          </w:tcPr>
+          <w:p>
+            <w:pPr>
+              <w:pStyle w:val="Compact"/>
+              <w:wordWrap w:val="1"/>
             </w:pPr>
             <w:r>
               <w:t xml:space="preserve">QF-819-01</w:t>
@@ -5706,18 +5632,10 @@
           </w:p>
         </w:tc>
         <w:tc>
-          <w:tcPr>
-            <w:tcMar>
-              <w:top w:w="60" w:type="dxa"/>
-              <w:left w:w="120" w:type="dxa"/>
-              <w:bottom w:w="60" w:type="dxa"/>
-              <w:right w:w="120" w:type="dxa"/>
-            </w:tcMar>
-          </w:tcPr>
-          <w:p>
-            <w:pPr>
-              <w:pStyle w:val="Compact"/>
-              <w:wordWrap w:val="1"/>
+          <w:tcPr/>
+          <w:p>
+            <w:pPr>
+              <w:pStyle w:val="Compact"/>
             </w:pPr>
             <w:r>
               <w:t xml:space="preserve">작업 전/후 및 정기 점검용</w:t>
@@ -5749,10 +5667,18 @@
           </w:p>
         </w:tc>
         <w:tc>
-          <w:tcPr/>
-          <w:p>
-            <w:pPr>
-              <w:pStyle w:val="Compact"/>
+          <w:tcPr>
+            <w:tcMar>
+              <w:top w:w="60" w:type="dxa"/>
+              <w:left w:w="120" w:type="dxa"/>
+              <w:bottom w:w="60" w:type="dxa"/>
+              <w:right w:w="120" w:type="dxa"/>
+            </w:tcMar>
+          </w:tcPr>
+          <w:p>
+            <w:pPr>
+              <w:pStyle w:val="Compact"/>
+              <w:wordWrap w:val="1"/>
             </w:pPr>
             <w:r>
               <w:t xml:space="preserve">FOD 발생 시</w:t>
@@ -6587,8 +6513,8 @@
     <w:rPrDefault>
       <w:rPr>
         <w:rFonts w:asciiTheme="minorHAnsi" w:cstheme="minorBidi" w:eastAsiaTheme="minorEastAsia" w:hAnsiTheme="minorHAnsi"/>
-        <w:sz w:val="24"/>
-        <w:szCs w:val="24"/>
+        <w:sz w:val="20"/>
+        <w:szCs w:val="20"/>
         <w:lang w:bidi="ar-SA" w:eastAsia="zh-CN" w:val="en-US"/>
       </w:rPr>
     </w:rPrDefault>
@@ -6656,8 +6582,8 @@
     </w:pPr>
     <w:rPr>
       <w:rFonts w:asciiTheme="majorHAnsi" w:cstheme="majorBidi" w:eastAsiaTheme="majorEastAsia" w:hAnsiTheme="majorHAnsi"/>
-      <w:sz w:val="56"/>
-      <w:szCs w:val="56"/>
+      <w:sz w:val="44"/>
+      <w:szCs w:val="44"/>
     </w:rPr>
   </w:style>
   <w:style w:customStyle="1" w:styleId="TitleChar" w:type="character">
@@ -6668,8 +6594,8 @@
     <w:rsid w:val="00A10FD9"/>
     <w:rPr>
       <w:rFonts w:asciiTheme="majorHAnsi" w:cstheme="majorBidi" w:eastAsiaTheme="majorEastAsia" w:hAnsiTheme="majorHAnsi"/>
-      <w:sz w:val="56"/>
-      <w:szCs w:val="56"/>
+      <w:sz w:val="44"/>
+      <w:szCs w:val="44"/>
     </w:rPr>
   </w:style>
   <w:style w:styleId="Subtitle" w:type="paragraph">
@@ -6791,8 +6717,8 @@
     <w:rPr>
       <w:rFonts w:asciiTheme="majorHAnsi" w:cstheme="majorBidi" w:eastAsiaTheme="majorEastAsia" w:hAnsiTheme="majorHAnsi"/>
       <w:color w:themeColor="accent1" w:themeShade="BF" w:val="0F4761"/>
-      <w:sz w:val="40"/>
-      <w:szCs w:val="40"/>
+      <w:sz w:val="32"/>
+      <w:szCs w:val="32"/>
     </w:rPr>
   </w:style>
   <w:style w:styleId="Heading2" w:type="paragraph">
@@ -6982,8 +6908,8 @@
     <w:rPr>
       <w:rFonts w:asciiTheme="majorHAnsi" w:cstheme="majorBidi" w:eastAsiaTheme="majorEastAsia" w:hAnsiTheme="majorHAnsi"/>
       <w:color w:themeColor="accent1" w:themeShade="BF" w:val="0F4761"/>
-      <w:sz w:val="40"/>
-      <w:szCs w:val="40"/>
+      <w:sz w:val="32"/>
+      <w:szCs w:val="32"/>
     </w:rPr>
   </w:style>
   <w:style w:customStyle="1" w:styleId="Heading2Char" w:type="character">
